--- a/tests/org.obeonetwork.m2doc.tests/resources/linkServices/asBookmark/asBookmark-expected-generation.docx
+++ b/tests/org.obeonetwork.m2doc.tests/resources/linkServices/asBookmark/asBookmark-expected-generation.docx
@@ -46,23 +46,23 @@
         </w:rPr>
         <w:t/>
       </w:r>
-      <w:r w:rsidR="17A578317695B47A462A9267961468DE">
+      <w:r w:rsidR="4BB0AD222174433DAA1CCDFCC1073CB2">
         <w:fldChar w:fldCharType="begin"/>
       </w:r>
-      <w:r w:rsidR="17A578317695B47A462A9267961468DE">
+      <w:r w:rsidR="4BB0AD222174433DAA1CCDFCC1073CB2">
         <w:instrText xml:space="preserve"> REF Art1 \h </w:instrText>
       </w:r>
-      <w:r w:rsidR="17A578317695B47A462A9267961468DE">
+      <w:r w:rsidR="4BB0AD222174433DAA1CCDFCC1073CB2">
         <w:fldChar w:fldCharType="separate"/>
       </w:r>
-      <w:r w:rsidR="17A578317695B47A462A9267961468DE">
+      <w:r w:rsidR="4BB0AD222174433DAA1CCDFCC1073CB2">
         <w:rPr>
           <w:noProof/>
           <w:b w:val="on"/>
         </w:rPr>
         <w:t>Artifact1</w:t>
       </w:r>
-      <w:r w:rsidR="17A578317695B47A462A9267961468DE">
+      <w:r w:rsidR="4BB0AD222174433DAA1CCDFCC1073CB2">
         <w:fldChar w:fldCharType="end"/>
       </w:r>
     </w:p>
@@ -80,14 +80,14 @@
         </w:rPr>
         <w:t/>
       </w:r>
-      <w:bookmarkStart w:name="Art1" w:id="59561860925080941409450347542943233574"/>
+      <w:bookmarkStart w:name="Art1" w:id="93250304397828745610796236394813697171"/>
       <w:r>
         <w:rPr>
           <w:color w:themeColor="accent6" w:themeShade="BF" w:val="E36C0A"/>
         </w:rPr>
         <w:t>Definition of Artifact1</w:t>
       </w:r>
-      <w:bookmarkEnd w:id="59561860925080941409450347542943233574"/>
+      <w:bookmarkEnd w:id="93250304397828745610796236394813697171"/>
     </w:p>
     <w:p>
       <w:proofErr w:type="spellStart"/>
@@ -114,23 +114,23 @@
         </w:rPr>
         <w:t/>
       </w:r>
-      <w:r w:rsidR="17A578317695B47A462A9267961468DE">
+      <w:r w:rsidR="4BB0AD222174433DAA1CCDFCC1073CB2">
         <w:fldChar w:fldCharType="begin"/>
       </w:r>
-      <w:r w:rsidR="17A578317695B47A462A9267961468DE">
+      <w:r w:rsidR="4BB0AD222174433DAA1CCDFCC1073CB2">
         <w:instrText xml:space="preserve"> REF Art1 \h </w:instrText>
       </w:r>
-      <w:r w:rsidR="17A578317695B47A462A9267961468DE">
+      <w:r w:rsidR="4BB0AD222174433DAA1CCDFCC1073CB2">
         <w:fldChar w:fldCharType="separate"/>
       </w:r>
-      <w:r w:rsidR="17A578317695B47A462A9267961468DE">
+      <w:r w:rsidR="4BB0AD222174433DAA1CCDFCC1073CB2">
         <w:rPr>
           <w:noProof/>
           <w:b w:val="on"/>
         </w:rPr>
         <w:t>Artifact1</w:t>
       </w:r>
-      <w:r w:rsidR="17A578317695B47A462A9267961468DE">
+      <w:r w:rsidR="4BB0AD222174433DAA1CCDFCC1073CB2">
         <w:fldChar w:fldCharType="end"/>
       </w:r>
     </w:p>

--- a/tests/org.obeonetwork.m2doc.tests/resources/linkServices/asBookmark/asBookmark-expected-generation.docx
+++ b/tests/org.obeonetwork.m2doc.tests/resources/linkServices/asBookmark/asBookmark-expected-generation.docx
@@ -46,23 +46,23 @@
         </w:rPr>
         <w:t/>
       </w:r>
-      <w:r w:rsidR="17A578317695B47A462A9267961468DE">
+      <w:r w:rsidR="450D4E2FE4BBB46B4647D927C77925DA">
         <w:fldChar w:fldCharType="begin"/>
       </w:r>
-      <w:r w:rsidR="17A578317695B47A462A9267961468DE">
+      <w:r w:rsidR="450D4E2FE4BBB46B4647D927C77925DA">
         <w:instrText xml:space="preserve"> REF Art1 \h </w:instrText>
       </w:r>
-      <w:r w:rsidR="17A578317695B47A462A9267961468DE">
+      <w:r w:rsidR="450D4E2FE4BBB46B4647D927C77925DA">
         <w:fldChar w:fldCharType="separate"/>
       </w:r>
-      <w:r w:rsidR="17A578317695B47A462A9267961468DE">
+      <w:r w:rsidR="450D4E2FE4BBB46B4647D927C77925DA">
         <w:rPr>
           <w:noProof/>
           <w:b w:val="on"/>
         </w:rPr>
         <w:t>Artifact1</w:t>
       </w:r>
-      <w:r w:rsidR="17A578317695B47A462A9267961468DE">
+      <w:r w:rsidR="450D4E2FE4BBB46B4647D927C77925DA">
         <w:fldChar w:fldCharType="end"/>
       </w:r>
     </w:p>
@@ -80,14 +80,14 @@
         </w:rPr>
         <w:t/>
       </w:r>
-      <w:bookmarkStart w:name="Art1" w:id="59561860925080941409450347542943233574"/>
+      <w:bookmarkStart w:name="Art1" w:id="21475727388714015987233044059778769200"/>
       <w:r>
         <w:rPr>
           <w:color w:themeColor="accent6" w:themeShade="BF" w:val="E36C0A"/>
         </w:rPr>
         <w:t>Definition of Artifact1</w:t>
       </w:r>
-      <w:bookmarkEnd w:id="59561860925080941409450347542943233574"/>
+      <w:bookmarkEnd w:id="21475727388714015987233044059778769200"/>
     </w:p>
     <w:p>
       <w:proofErr w:type="spellStart"/>
@@ -114,23 +114,23 @@
         </w:rPr>
         <w:t/>
       </w:r>
-      <w:r w:rsidR="17A578317695B47A462A9267961468DE">
+      <w:r w:rsidR="450D4E2FE4BBB46B4647D927C77925DA">
         <w:fldChar w:fldCharType="begin"/>
       </w:r>
-      <w:r w:rsidR="17A578317695B47A462A9267961468DE">
+      <w:r w:rsidR="450D4E2FE4BBB46B4647D927C77925DA">
         <w:instrText xml:space="preserve"> REF Art1 \h </w:instrText>
       </w:r>
-      <w:r w:rsidR="17A578317695B47A462A9267961468DE">
+      <w:r w:rsidR="450D4E2FE4BBB46B4647D927C77925DA">
         <w:fldChar w:fldCharType="separate"/>
       </w:r>
-      <w:r w:rsidR="17A578317695B47A462A9267961468DE">
+      <w:r w:rsidR="450D4E2FE4BBB46B4647D927C77925DA">
         <w:rPr>
           <w:noProof/>
           <w:b w:val="on"/>
         </w:rPr>
         <w:t>Artifact1</w:t>
       </w:r>
-      <w:r w:rsidR="17A578317695B47A462A9267961468DE">
+      <w:r w:rsidR="450D4E2FE4BBB46B4647D927C77925DA">
         <w:fldChar w:fldCharType="end"/>
       </w:r>
     </w:p>
